--- a/docs/Dormitory-3.5-database-design.docx
+++ b/docs/Dormitory-3.5-database-design.docx
@@ -2078,7 +2078,8 @@
     <w:p>
       <w:pPr>
         <w:pStyle w:val="Heading3"/>
-        <w:spacing w:before="240"/>
+        <w:pageBreakBefore/>
+        <w:spacing w:before="0"/>
         <w:ind w:left="851"/>
       </w:pPr>
       <w:r>
